--- a/lessons/3-6/downloads/3-6-notes-teacher-l2.docx
+++ b/lessons/3-6/downloads/3-6-notes-teacher-l2.docx
@@ -1797,47 +1797,6 @@
         <w:t xml:space="preserve">Write About the Math</w:t>
       </w:r>
     </w:p>
-    <w:p>
-      <w:pPr>
-        <w:spacing w:after="100"/>
-      </w:pPr>
-      <w:r>
-        <w:rPr>
-          <w:i/>
-          <w:iCs/>
-          <w:color w:val="5F6F80"/>
-          <w:sz w:val="19"/>
-          <w:szCs w:val="19"/>
-        </w:rPr>
-        <w:t xml:space="preserve">Use the support level you need. Every level answers the same math question.</w:t>
-      </w:r>
-    </w:p>
-    <w:p>
-      <w:pPr>
-        <w:pStyle w:val="Heading2"/>
-        <w:spacing w:after="80" w:before="180"/>
-      </w:pPr>
-      <w:r>
-        <w:rPr>
-          <w:b/>
-          <w:bCs/>
-          <w:color w:val="12355B"/>
-          <w:sz w:val="24"/>
-          <w:szCs w:val="24"/>
-        </w:rPr>
-        <w:t xml:space="preserve">1. Understand the Question</w:t>
-      </w:r>
-      <w:r>
-        <w:rPr>
-          <w:i/>
-          <w:iCs/>
-          <w:color w:val="B97A12"/>
-          <w:sz w:val="19"/>
-          <w:szCs w:val="19"/>
-        </w:rPr>
-        <w:t xml:space="preserve">   explain</w:t>
-      </w:r>
-    </w:p>
     <w:tbl>
       <w:tblPr>
         <w:tblW w:type="pct" w:w="100%"/>
@@ -1876,344 +1835,6 @@
               </w:rPr>
               <w:t xml:space="preserve">How many cup-scoops of broth does the recipe need, and how do you know?</w:t>
             </w:r>
-          </w:p>
-          <w:p>
-            <w:pPr>
-              <w:spacing w:after="0"/>
-            </w:pPr>
-            <w:r>
-              <w:rPr>
-                <w:b/>
-                <w:bCs/>
-                <w:color w:val="12355B"/>
-                <w:sz w:val="20"/>
-                <w:szCs w:val="20"/>
-              </w:rPr>
-              <w:t xml:space="preserve">Your job:  </w:t>
-            </w:r>
-            <w:r>
-              <w:rPr>
-                <w:sz w:val="20"/>
-                <w:szCs w:val="20"/>
-              </w:rPr>
-              <w:t xml:space="preserve">Answer the question. Use math evidence. Explain how the evidence proves your answer.</w:t>
-            </w:r>
-            <w:r>
-              <w:rPr>
-                <w:i/>
-                <w:iCs/>
-                <w:color w:val="5F6F80"/>
-                <w:sz w:val="18"/>
-                <w:szCs w:val="18"/>
-              </w:rPr>
-              <w:br/>
-              <w:t xml:space="preserve">Responde la pregunta. Usa evidencia matemática. Explica cómo la evidencia demuestra tu respuesta.</w:t>
-            </w:r>
-          </w:p>
-        </w:tc>
-      </w:tr>
-    </w:tbl>
-    <w:p>
-      <w:pPr>
-        <w:pStyle w:val="Heading2"/>
-        <w:spacing w:after="80" w:before="180"/>
-      </w:pPr>
-      <w:r>
-        <w:rPr>
-          <w:b/>
-          <w:bCs/>
-          <w:color w:val="12355B"/>
-          <w:sz w:val="24"/>
-          <w:szCs w:val="24"/>
-        </w:rPr>
-        <w:t xml:space="preserve">2. Plan Your Math Words</w:t>
-      </w:r>
-      <w:r>
-        <w:rPr>
-          <w:i/>
-          <w:iCs/>
-          <w:color w:val="1FA6A2"/>
-          <w:sz w:val="19"/>
-          <w:szCs w:val="19"/>
-        </w:rPr>
-        <w:t xml:space="preserve">   check at least two</w:t>
-      </w:r>
-    </w:p>
-    <w:p>
-      <w:pPr>
-        <w:spacing w:after="60"/>
-      </w:pPr>
-      <w:r>
-        <w:rPr>
-          <w:b/>
-          <w:bCs/>
-          <w:color w:val="1FA6A2"/>
-          <w:sz w:val="22"/>
-          <w:szCs w:val="22"/>
-        </w:rPr>
-        <w:t xml:space="preserve">☐  </w:t>
-      </w:r>
-      <w:r>
-        <w:rPr>
-          <w:b/>
-          <w:bCs/>
-          <w:color w:val="12355B"/>
-          <w:sz w:val="20"/>
-          <w:szCs w:val="20"/>
-        </w:rPr>
-        <w:t xml:space="preserve">Convert Measurements within the Same System — </w:t>
-      </w:r>
-      <w:r>
-        <w:rPr>
-          <w:sz w:val="20"/>
-          <w:szCs w:val="20"/>
-        </w:rPr>
-        <w:t xml:space="preserve">Rewriting a measurement in a different unit of the SAME system, such as feet into inches or liters into milliliters.</w:t>
-      </w:r>
-      <w:r>
-        <w:rPr>
-          <w:i/>
-          <w:iCs/>
-          <w:color w:val="5F6F80"/>
-          <w:sz w:val="18"/>
-          <w:szCs w:val="18"/>
-        </w:rPr>
-        <w:br/>
-        <w:t xml:space="preserve">Convertir medidas dentro del mismo sistema — Reescribir una medida en otra unidad del MISMO sistema, como pies a pulgadas o litros a mililitros.</w:t>
-      </w:r>
-    </w:p>
-    <w:p>
-      <w:pPr>
-        <w:spacing w:after="60"/>
-      </w:pPr>
-      <w:r>
-        <w:rPr>
-          <w:b/>
-          <w:bCs/>
-          <w:color w:val="1FA6A2"/>
-          <w:sz w:val="22"/>
-          <w:szCs w:val="22"/>
-        </w:rPr>
-        <w:t xml:space="preserve">☐  </w:t>
-      </w:r>
-      <w:r>
-        <w:rPr>
-          <w:b/>
-          <w:bCs/>
-          <w:color w:val="12355B"/>
-          <w:sz w:val="20"/>
-          <w:szCs w:val="20"/>
-        </w:rPr>
-        <w:t xml:space="preserve">Conversion factor — </w:t>
-      </w:r>
-      <w:r>
-        <w:rPr>
-          <w:sz w:val="20"/>
-          <w:szCs w:val="20"/>
-        </w:rPr>
-        <w:t xml:space="preserve">The ratio that links two units in the same measurement system, such as 12 inches to 1 foot. Within one system it is exact.</w:t>
-      </w:r>
-      <w:r>
-        <w:rPr>
-          <w:i/>
-          <w:iCs/>
-          <w:color w:val="5F6F80"/>
-          <w:sz w:val="18"/>
-          <w:szCs w:val="18"/>
-        </w:rPr>
-        <w:br/>
-        <w:t xml:space="preserve">Factor de conversión — La razón que relaciona dos unidades del mismo sistema de medición, como 12 pulgadas a 1 pie. Dentro de un mismo sistema es exacta.</w:t>
-      </w:r>
-    </w:p>
-    <w:p>
-      <w:pPr>
-        <w:spacing w:after="60"/>
-      </w:pPr>
-      <w:r>
-        <w:rPr>
-          <w:b/>
-          <w:bCs/>
-          <w:color w:val="1FA6A2"/>
-          <w:sz w:val="22"/>
-          <w:szCs w:val="22"/>
-        </w:rPr>
-        <w:t xml:space="preserve">☐  </w:t>
-      </w:r>
-      <w:r>
-        <w:rPr>
-          <w:b/>
-          <w:bCs/>
-          <w:color w:val="12355B"/>
-          <w:sz w:val="20"/>
-          <w:szCs w:val="20"/>
-        </w:rPr>
-        <w:t xml:space="preserve">Unit ratio — </w:t>
-      </w:r>
-      <w:r>
-        <w:rPr>
-          <w:sz w:val="20"/>
-          <w:szCs w:val="20"/>
-        </w:rPr>
-        <w:t xml:space="preserve">A ratio that compares an amount to exactly 1 unit of another quantity, like 12 inches to 1 foot.</w:t>
-      </w:r>
-      <w:r>
-        <w:rPr>
-          <w:i/>
-          <w:iCs/>
-          <w:color w:val="5F6F80"/>
-          <w:sz w:val="18"/>
-          <w:szCs w:val="18"/>
-        </w:rPr>
-        <w:br/>
-        <w:t xml:space="preserve">Razón unitaria — Una razón que compara una cantidad con exactamente 1 unidad de otra cantidad, como 12 pulgadas por 1 pie.</w:t>
-      </w:r>
-    </w:p>
-    <w:p>
-      <w:pPr>
-        <w:spacing w:after="60"/>
-      </w:pPr>
-      <w:r>
-        <w:rPr>
-          <w:b/>
-          <w:bCs/>
-          <w:color w:val="1FA6A2"/>
-          <w:sz w:val="22"/>
-          <w:szCs w:val="22"/>
-        </w:rPr>
-        <w:t xml:space="preserve">☐  </w:t>
-      </w:r>
-      <w:r>
-        <w:rPr>
-          <w:b/>
-          <w:bCs/>
-          <w:color w:val="12355B"/>
-          <w:sz w:val="20"/>
-          <w:szCs w:val="20"/>
-        </w:rPr>
-        <w:t xml:space="preserve">Convert — </w:t>
-      </w:r>
-      <w:r>
-        <w:rPr>
-          <w:sz w:val="20"/>
-          <w:szCs w:val="20"/>
-        </w:rPr>
-        <w:t xml:space="preserve">To change a measurement from one unit to another without changing how much it is.</w:t>
-      </w:r>
-      <w:r>
-        <w:rPr>
-          <w:i/>
-          <w:iCs/>
-          <w:color w:val="5F6F80"/>
-          <w:sz w:val="18"/>
-          <w:szCs w:val="18"/>
-        </w:rPr>
-        <w:br/>
-        <w:t xml:space="preserve">Convertir — Cambiar una medida de una unidad a otra sin cambiar la cantidad que representa.</w:t>
-      </w:r>
-    </w:p>
-    <w:p>
-      <w:pPr>
-        <w:spacing w:after="60"/>
-      </w:pPr>
-      <w:r>
-        <w:rPr>
-          <w:b/>
-          <w:bCs/>
-          <w:color w:val="1FA6A2"/>
-          <w:sz w:val="22"/>
-          <w:szCs w:val="22"/>
-        </w:rPr>
-        <w:t xml:space="preserve">☐  </w:t>
-      </w:r>
-      <w:r>
-        <w:rPr>
-          <w:b/>
-          <w:bCs/>
-          <w:color w:val="12355B"/>
-          <w:sz w:val="20"/>
-          <w:szCs w:val="20"/>
-        </w:rPr>
-        <w:t xml:space="preserve">Measurement system — </w:t>
-      </w:r>
-      <w:r>
-        <w:rPr>
-          <w:sz w:val="20"/>
-          <w:szCs w:val="20"/>
-        </w:rPr>
-        <w:t xml:space="preserve">A family of units that go together — customary units like inches and feet, or metric units like milliliters and liters.</w:t>
-      </w:r>
-      <w:r>
-        <w:rPr>
-          <w:i/>
-          <w:iCs/>
-          <w:color w:val="5F6F80"/>
-          <w:sz w:val="18"/>
-          <w:szCs w:val="18"/>
-        </w:rPr>
-        <w:br/>
-        <w:t xml:space="preserve">Sistema de medidas — Una familia de unidades que van juntas: unidades usuales como pulgadas y pies, o métricas como mililitros y litros.</w:t>
-      </w:r>
-    </w:p>
-    <w:tbl>
-      <w:tblPr>
-        <w:tblW w:type="pct" w:w="100%"/>
-        <w:tblBorders>
-          <w:top w:val="single" w:color="1FA6A2" w:sz="8"/>
-          <w:left w:val="single" w:color="1FA6A2" w:sz="8"/>
-          <w:bottom w:val="single" w:color="1FA6A2" w:sz="8"/>
-          <w:right w:val="single" w:color="1FA6A2" w:sz="8"/>
-          <w:insideH w:val="single" w:color="auto" w:sz="4"/>
-          <w:insideV w:val="single" w:color="auto" w:sz="4"/>
-        </w:tblBorders>
-      </w:tblPr>
-      <w:tblGrid>
-        <w:gridCol w:w="100"/>
-      </w:tblGrid>
-      <w:tr>
-        <w:tc>
-          <w:tcPr>
-            <w:shd w:fill="F7FFFD" w:color="auto" w:val="clear"/>
-            <w:tcMar>
-              <w:top w:type="dxa" w:w="120"/>
-              <w:left w:type="dxa" w:w="180"/>
-              <w:bottom w:type="dxa" w:w="120"/>
-              <w:right w:type="dxa" w:w="180"/>
-            </w:tcMar>
-          </w:tcPr>
-          <w:p>
-            <w:pPr>
-              <w:spacing w:after="50"/>
-            </w:pPr>
-            <w:r>
-              <w:rPr>
-                <w:b/>
-                <w:bCs/>
-                <w:color w:val="1FA6A2"/>
-                <w:sz w:val="20"/>
-                <w:szCs w:val="20"/>
-              </w:rPr>
-              <w:t xml:space="preserve">Say it first:  </w:t>
-            </w:r>
-            <w:r>
-              <w:rPr>
-                <w:sz w:val="20"/>
-                <w:szCs w:val="20"/>
-              </w:rPr>
-              <w:t xml:space="preserve">Say your idea to a partner or quietly to yourself before you write.</w:t>
-            </w:r>
-          </w:p>
-          <w:p>
-            <w:pPr>
-              <w:spacing w:after="60"/>
-            </w:pPr>
-            <w:r>
-              <w:rPr>
-                <w:color w:val="1A2733"/>
-                <w:sz w:val="21"/>
-                <w:szCs w:val="21"/>
-              </w:rPr>
-              <w:t xml:space="preserve">The unit ratio is ___ cups to 1 quart. Cups are ___ than quarts, so I ___ to convert. 3 × 4 = ___ cups. The amount of broth did not change — only the ___ did.</w:t>
-            </w:r>
             <w:r>
               <w:rPr>
                 <w:i/>
@@ -2223,7 +1844,7 @@
                 <w:szCs w:val="19"/>
               </w:rPr>
               <w:br/>
-              <w:t xml:space="preserve">Di tu respuesta primero: Mi respuesta es ___ porque ___.</w:t>
+              <w:t xml:space="preserve">¿Cuántas tazas de caldo necesita la receta y cómo lo sabes?</w:t>
             </w:r>
           </w:p>
         </w:tc>
@@ -2231,28 +1852,192 @@
     </w:tbl>
     <w:p>
       <w:pPr>
-        <w:pStyle w:val="Heading2"/>
-        <w:spacing w:after="80" w:before="180"/>
-      </w:pPr>
-      <w:r>
-        <w:rPr>
-          <w:b/>
-          <w:bCs/>
-          <w:color w:val="12355B"/>
-          <w:sz w:val="24"/>
-          <w:szCs w:val="24"/>
-        </w:rPr>
-        <w:t xml:space="preserve">3. Build Your Explanation</w:t>
-      </w:r>
+        <w:spacing w:after="100"/>
+      </w:pPr>
       <w:r>
         <w:rPr>
           <w:i/>
           <w:iCs/>
-          <w:color w:val="B97A12"/>
+          <w:color w:val="5F6F80"/>
           <w:sz w:val="19"/>
           <w:szCs w:val="19"/>
         </w:rPr>
-        <w:t xml:space="preserve">   choose your support</w:t>
+        <w:t xml:space="preserve">Say your answer to a partner first. Then write it, using at least two of these words:</w:t>
+      </w:r>
+    </w:p>
+    <w:p>
+      <w:pPr>
+        <w:spacing w:after="40"/>
+      </w:pPr>
+      <w:r>
+        <w:rPr>
+          <w:b/>
+          <w:bCs/>
+          <w:color w:val="1FA6A2"/>
+          <w:sz w:val="22"/>
+          <w:szCs w:val="22"/>
+        </w:rPr>
+        <w:t xml:space="preserve">☐  </w:t>
+      </w:r>
+      <w:r>
+        <w:rPr>
+          <w:b/>
+          <w:bCs/>
+          <w:color w:val="12355B"/>
+          <w:sz w:val="20"/>
+          <w:szCs w:val="20"/>
+        </w:rPr>
+        <w:t xml:space="preserve">Conversion factor</w:t>
+      </w:r>
+      <w:r>
+        <w:rPr>
+          <w:i/>
+          <w:iCs/>
+          <w:color w:val="5F6F80"/>
+          <w:sz w:val="18"/>
+          <w:szCs w:val="18"/>
+        </w:rPr>
+        <w:t xml:space="preserve">  ·  Factor de conversión</w:t>
+      </w:r>
+    </w:p>
+    <w:p>
+      <w:pPr>
+        <w:spacing w:after="40"/>
+      </w:pPr>
+      <w:r>
+        <w:rPr>
+          <w:b/>
+          <w:bCs/>
+          <w:color w:val="1FA6A2"/>
+          <w:sz w:val="22"/>
+          <w:szCs w:val="22"/>
+        </w:rPr>
+        <w:t xml:space="preserve">☐  </w:t>
+      </w:r>
+      <w:r>
+        <w:rPr>
+          <w:b/>
+          <w:bCs/>
+          <w:color w:val="12355B"/>
+          <w:sz w:val="20"/>
+          <w:szCs w:val="20"/>
+        </w:rPr>
+        <w:t xml:space="preserve">Unit ratio</w:t>
+      </w:r>
+      <w:r>
+        <w:rPr>
+          <w:i/>
+          <w:iCs/>
+          <w:color w:val="5F6F80"/>
+          <w:sz w:val="18"/>
+          <w:szCs w:val="18"/>
+        </w:rPr>
+        <w:t xml:space="preserve">  ·  Razón unitaria</w:t>
+      </w:r>
+    </w:p>
+    <w:p>
+      <w:pPr>
+        <w:spacing w:after="40"/>
+      </w:pPr>
+      <w:r>
+        <w:rPr>
+          <w:b/>
+          <w:bCs/>
+          <w:color w:val="1FA6A2"/>
+          <w:sz w:val="22"/>
+          <w:szCs w:val="22"/>
+        </w:rPr>
+        <w:t xml:space="preserve">☐  </w:t>
+      </w:r>
+      <w:r>
+        <w:rPr>
+          <w:b/>
+          <w:bCs/>
+          <w:color w:val="12355B"/>
+          <w:sz w:val="20"/>
+          <w:szCs w:val="20"/>
+        </w:rPr>
+        <w:t xml:space="preserve">Convert</w:t>
+      </w:r>
+      <w:r>
+        <w:rPr>
+          <w:i/>
+          <w:iCs/>
+          <w:color w:val="5F6F80"/>
+          <w:sz w:val="18"/>
+          <w:szCs w:val="18"/>
+        </w:rPr>
+        <w:t xml:space="preserve">  ·  Convertir</w:t>
+      </w:r>
+    </w:p>
+    <w:p>
+      <w:pPr>
+        <w:spacing w:after="40"/>
+      </w:pPr>
+      <w:r>
+        <w:rPr>
+          <w:b/>
+          <w:bCs/>
+          <w:color w:val="1FA6A2"/>
+          <w:sz w:val="22"/>
+          <w:szCs w:val="22"/>
+        </w:rPr>
+        <w:t xml:space="preserve">☐  </w:t>
+      </w:r>
+      <w:r>
+        <w:rPr>
+          <w:b/>
+          <w:bCs/>
+          <w:color w:val="12355B"/>
+          <w:sz w:val="20"/>
+          <w:szCs w:val="20"/>
+        </w:rPr>
+        <w:t xml:space="preserve">Measurement system</w:t>
+      </w:r>
+      <w:r>
+        <w:rPr>
+          <w:i/>
+          <w:iCs/>
+          <w:color w:val="5F6F80"/>
+          <w:sz w:val="18"/>
+          <w:szCs w:val="18"/>
+        </w:rPr>
+        <w:t xml:space="preserve">  ·  Sistema de medidas</w:t>
+      </w:r>
+    </w:p>
+    <w:p>
+      <w:pPr>
+        <w:spacing w:after="40"/>
+      </w:pPr>
+      <w:r>
+        <w:rPr>
+          <w:b/>
+          <w:bCs/>
+          <w:color w:val="1FA6A2"/>
+          <w:sz w:val="22"/>
+          <w:szCs w:val="22"/>
+        </w:rPr>
+        <w:t xml:space="preserve">☐  </w:t>
+      </w:r>
+      <w:r>
+        <w:rPr>
+          <w:b/>
+          <w:bCs/>
+          <w:color w:val="12355B"/>
+          <w:sz w:val="20"/>
+          <w:szCs w:val="20"/>
+        </w:rPr>
+        <w:t xml:space="preserve">Double number line</w:t>
+      </w:r>
+      <w:r>
+        <w:rPr>
+          <w:i/>
+          <w:iCs/>
+          <w:color w:val="5F6F80"/>
+          <w:sz w:val="18"/>
+          <w:szCs w:val="18"/>
+        </w:rPr>
+        <w:t xml:space="preserve">  ·  Recta numérica doble</w:t>
       </w:r>
     </w:p>
     <w:tbl>
@@ -2283,21 +2068,6 @@
           </w:tcPr>
           <w:p>
             <w:pPr>
-              <w:spacing w:after="50"/>
-            </w:pPr>
-            <w:r>
-              <w:rPr>
-                <w:i/>
-                <w:iCs/>
-                <w:color w:val="5F6F80"/>
-                <w:sz w:val="19"/>
-                <w:szCs w:val="19"/>
-              </w:rPr>
-              <w:t xml:space="preserve">This model shows the parts of an explanation. It does not answer your writing question.</w:t>
-            </w:r>
-          </w:p>
-          <w:p>
-            <w:pPr>
               <w:spacing w:after="80"/>
             </w:pPr>
             <w:r>
@@ -2308,58 +2078,14 @@
                 <w:sz w:val="19"/>
                 <w:szCs w:val="19"/>
               </w:rPr>
-              <w:t xml:space="preserve">Claim:  </w:t>
+              <w:t xml:space="preserve">Model:  </w:t>
             </w:r>
             <w:r>
               <w:rPr>
                 <w:sz w:val="19"/>
                 <w:szCs w:val="19"/>
               </w:rPr>
-              <w:t xml:space="preserve">Find the scale factor (120 divided by 8 = 15), then multiply each ingredient by it.</w:t>
-            </w:r>
-          </w:p>
-          <w:p>
-            <w:pPr>
-              <w:spacing w:after="80"/>
-            </w:pPr>
-            <w:r>
-              <w:rPr>
-                <w:b/>
-                <w:bCs/>
-                <w:color w:val="12355B"/>
-                <w:sz w:val="19"/>
-                <w:szCs w:val="19"/>
-              </w:rPr>
-              <w:t xml:space="preserve">Evidence:  </w:t>
-            </w:r>
-            <w:r>
-              <w:rPr>
-                <w:sz w:val="19"/>
-                <w:szCs w:val="19"/>
-              </w:rPr>
-              <w:t xml:space="preserve">Students find the scale factor of 15 and explain that multiplying both ingredients by 15 keeps the recipe proportional (5 cups tomatoes becomes 75, 3 cups mozzarella becomes 45).</w:t>
-            </w:r>
-          </w:p>
-          <w:p>
-            <w:pPr>
-              <w:spacing w:after="80"/>
-            </w:pPr>
-            <w:r>
-              <w:rPr>
-                <w:b/>
-                <w:bCs/>
-                <w:color w:val="12355B"/>
-                <w:sz w:val="19"/>
-                <w:szCs w:val="19"/>
-              </w:rPr>
-              <w:t xml:space="preserve">Reasoning:  </w:t>
-            </w:r>
-            <w:r>
-              <w:rPr>
-                <w:sz w:val="19"/>
-                <w:szCs w:val="19"/>
-              </w:rPr>
-              <w:t xml:space="preserve">This evidence connects the definition of convert measurements within the same system to the mathematical claim.</w:t>
+              <w:t xml:space="preserve">Find the scale factor (120 divided by 8 = 15), then multiply each ingredient by it. — Students find the scale factor of 15 and explain that multiplying both ingredients by 15 keeps the recipe proportional (5 cups tomatoes becomes 75, 3 cups mozzarella becomes 45).</w:t>
             </w:r>
           </w:p>
         </w:tc>
@@ -2438,7 +2164,7 @@
           <w:sz w:val="21"/>
           <w:szCs w:val="21"/>
         </w:rPr>
-        <w:t xml:space="preserve">My answer is ___.</w:t>
+        <w:t xml:space="preserve">My answer is ___ because ___.</w:t>
       </w:r>
       <w:r>
         <w:rPr>
@@ -2449,7 +2175,7 @@
           <w:szCs w:val="19"/>
         </w:rPr>
         <w:br/>
-        <w:t xml:space="preserve">Mi respuesta es ___.</w:t>
+        <w:t xml:space="preserve">Mi respuesta es ___ porque ___.</w:t>
       </w:r>
     </w:p>
     <w:tbl>
@@ -2589,7 +2315,7 @@
           <w:sz w:val="21"/>
           <w:szCs w:val="21"/>
         </w:rPr>
-        <w:t xml:space="preserve">I know because ___.</w:t>
+        <w:t xml:space="preserve">My evidence is ___, so ___.</w:t>
       </w:r>
       <w:r>
         <w:rPr>
@@ -2600,31 +2326,7 @@
           <w:szCs w:val="19"/>
         </w:rPr>
         <w:br/>
-        <w:t xml:space="preserve">Lo sé porque ___.</w:t>
-      </w:r>
-    </w:p>
-    <w:p>
-      <w:pPr>
-        <w:spacing w:after="60"/>
-      </w:pPr>
-      <w:r>
-        <w:rPr>
-          <w:color w:val="1A2733"/>
-          <w:sz w:val="21"/>
-          <w:szCs w:val="21"/>
-        </w:rPr>
-        <w:t xml:space="preserve">So ___.</w:t>
-      </w:r>
-      <w:r>
-        <w:rPr>
-          <w:i/>
-          <w:iCs/>
-          <w:color w:val="5F6F80"/>
-          <w:sz w:val="19"/>
-          <w:szCs w:val="19"/>
-        </w:rPr>
-        <w:br/>
-        <w:t xml:space="preserve">Entonces ___.</w:t>
+        <w:t xml:space="preserve">Mi evidencia es ___, entonces ___.</w:t>
       </w:r>
     </w:p>
     <w:tbl>
@@ -2730,78 +2432,6 @@
         <w:t xml:space="preserve">Escribe una afirmación, da evidencia matemática y explica tu razonamiento.</w:t>
       </w:r>
     </w:p>
-    <w:p>
-      <w:pPr>
-        <w:spacing w:after="60"/>
-      </w:pPr>
-      <w:r>
-        <w:rPr>
-          <w:color w:val="1A2733"/>
-          <w:sz w:val="21"/>
-          <w:szCs w:val="21"/>
-        </w:rPr>
-        <w:t xml:space="preserve">My claim is ___.</w:t>
-      </w:r>
-      <w:r>
-        <w:rPr>
-          <w:i/>
-          <w:iCs/>
-          <w:color w:val="5F6F80"/>
-          <w:sz w:val="19"/>
-          <w:szCs w:val="19"/>
-        </w:rPr>
-        <w:br/>
-        <w:t xml:space="preserve">Mi afirmación es ___.</w:t>
-      </w:r>
-    </w:p>
-    <w:p>
-      <w:pPr>
-        <w:spacing w:after="60"/>
-      </w:pPr>
-      <w:r>
-        <w:rPr>
-          <w:color w:val="1A2733"/>
-          <w:sz w:val="21"/>
-          <w:szCs w:val="21"/>
-        </w:rPr>
-        <w:t xml:space="preserve">My math evidence is ___.</w:t>
-      </w:r>
-      <w:r>
-        <w:rPr>
-          <w:i/>
-          <w:iCs/>
-          <w:color w:val="5F6F80"/>
-          <w:sz w:val="19"/>
-          <w:szCs w:val="19"/>
-        </w:rPr>
-        <w:br/>
-        <w:t xml:space="preserve">Mi evidencia matemática es ___.</w:t>
-      </w:r>
-    </w:p>
-    <w:p>
-      <w:pPr>
-        <w:spacing w:after="60"/>
-      </w:pPr>
-      <w:r>
-        <w:rPr>
-          <w:color w:val="1A2733"/>
-          <w:sz w:val="21"/>
-          <w:szCs w:val="21"/>
-        </w:rPr>
-        <w:t xml:space="preserve">This proves ___ because ___.</w:t>
-      </w:r>
-      <w:r>
-        <w:rPr>
-          <w:i/>
-          <w:iCs/>
-          <w:color w:val="5F6F80"/>
-          <w:sz w:val="19"/>
-          <w:szCs w:val="19"/>
-        </w:rPr>
-        <w:br/>
-        <w:t xml:space="preserve">Esto demuestra ___ porque ___.</w:t>
-      </w:r>
-    </w:p>
     <w:tbl>
       <w:tblPr>
         <w:tblW w:type="pct" w:w="100%"/>
@@ -2884,7 +2514,7 @@
           <w:sz w:val="24"/>
           <w:szCs w:val="24"/>
         </w:rPr>
-        <w:t xml:space="preserve">4. Check Your Explanation</w:t>
+        <w:t xml:space="preserve">Check Your Explanation</w:t>
       </w:r>
       <w:r>
         <w:rPr>
@@ -2894,7 +2524,7 @@
           <w:sz w:val="19"/>
           <w:szCs w:val="19"/>
         </w:rPr>
-        <w:t xml:space="preserve">   five quick checks</w:t>
+        <w:t xml:space="preserve">   three quick checks</w:t>
       </w:r>
     </w:p>
     <w:p>
@@ -2918,17 +2548,6 @@
         </w:rPr>
         <w:t xml:space="preserve">I answered the question.</w:t>
       </w:r>
-      <w:r>
-        <w:rPr>
-          <w:i/>
-          <w:iCs/>
-          <w:color w:val="5F6F80"/>
-          <w:sz w:val="18"/>
-          <w:szCs w:val="18"/>
-        </w:rPr>
-        <w:br/>
-        <w:t xml:space="preserve">Respondí la pregunta.</w:t>
-      </w:r>
     </w:p>
     <w:p>
       <w:pPr>
@@ -2949,18 +2568,7 @@
           <w:sz w:val="20"/>
           <w:szCs w:val="20"/>
         </w:rPr>
-        <w:t xml:space="preserve">I used math evidence: numbers, an equation, a model, or a comparison.</w:t>
-      </w:r>
-      <w:r>
-        <w:rPr>
-          <w:i/>
-          <w:iCs/>
-          <w:color w:val="5F6F80"/>
-          <w:sz w:val="18"/>
-          <w:szCs w:val="18"/>
-        </w:rPr>
-        <w:br/>
-        <w:t xml:space="preserve">Usé evidencia matemática: números, una ecuación, un modelo o una comparación.</w:t>
+        <w:t xml:space="preserve">I used math evidence: numbers, an equation, or a model.</w:t>
       </w:r>
     </w:p>
     <w:p>
@@ -2982,84 +2590,7 @@
           <w:sz w:val="20"/>
           <w:szCs w:val="20"/>
         </w:rPr>
-        <w:t xml:space="preserve">I explained how the evidence proves my answer.</w:t>
-      </w:r>
-      <w:r>
-        <w:rPr>
-          <w:i/>
-          <w:iCs/>
-          <w:color w:val="5F6F80"/>
-          <w:sz w:val="18"/>
-          <w:szCs w:val="18"/>
-        </w:rPr>
-        <w:br/>
-        <w:t xml:space="preserve">Expliqué cómo la evidencia demuestra mi respuesta.</w:t>
-      </w:r>
-    </w:p>
-    <w:p>
-      <w:pPr>
-        <w:spacing w:after="80"/>
-      </w:pPr>
-      <w:r>
-        <w:rPr>
-          <w:b/>
-          <w:bCs/>
-          <w:color w:val="1FA6A2"/>
-          <w:sz w:val="22"/>
-          <w:szCs w:val="22"/>
-        </w:rPr>
-        <w:t xml:space="preserve">☐  </w:t>
-      </w:r>
-      <w:r>
-        <w:rPr>
-          <w:sz w:val="20"/>
-          <w:szCs w:val="20"/>
-        </w:rPr>
         <w:t xml:space="preserve">I used at least two math words.</w:t>
-      </w:r>
-      <w:r>
-        <w:rPr>
-          <w:i/>
-          <w:iCs/>
-          <w:color w:val="5F6F80"/>
-          <w:sz w:val="18"/>
-          <w:szCs w:val="18"/>
-        </w:rPr>
-        <w:br/>
-        <w:t xml:space="preserve">Usé por lo menos dos palabras matemáticas.</w:t>
-      </w:r>
-    </w:p>
-    <w:p>
-      <w:pPr>
-        <w:spacing w:after="80"/>
-      </w:pPr>
-      <w:r>
-        <w:rPr>
-          <w:b/>
-          <w:bCs/>
-          <w:color w:val="1FA6A2"/>
-          <w:sz w:val="22"/>
-          <w:szCs w:val="22"/>
-        </w:rPr>
-        <w:t xml:space="preserve">☐  </w:t>
-      </w:r>
-      <w:r>
-        <w:rPr>
-          <w:sz w:val="20"/>
-          <w:szCs w:val="20"/>
-        </w:rPr>
-        <w:t xml:space="preserve">I reread complete sentences and punctuation.</w:t>
-      </w:r>
-      <w:r>
-        <w:rPr>
-          <w:i/>
-          <w:iCs/>
-          <w:color w:val="5F6F80"/>
-          <w:sz w:val="18"/>
-          <w:szCs w:val="18"/>
-        </w:rPr>
-        <w:br/>
-        <w:t xml:space="preserve">Volví a leer mis oraciones completas y la puntuación.</w:t>
       </w:r>
     </w:p>
     <w:p>
@@ -5121,7 +4652,7 @@
           <w:sz w:val="20"/>
           <w:szCs w:val="20"/>
         </w:rPr>
-        <w:t xml:space="preserve">☐  I answered the question.</w:t>
+        <w:t xml:space="preserve">☐  The answer to the math question is correct.</w:t>
       </w:r>
     </w:p>
     <w:p>
@@ -5133,7 +4664,7 @@
           <w:sz w:val="20"/>
           <w:szCs w:val="20"/>
         </w:rPr>
-        <w:t xml:space="preserve">☐  I used math evidence: numbers, an equation, a model, or a comparison.</w:t>
+        <w:t xml:space="preserve">☐  The evidence is real lesson mathematics (numbers, equation, or model), not restated claim.</w:t>
       </w:r>
     </w:p>
     <w:p>
@@ -5145,31 +4676,7 @@
           <w:sz w:val="20"/>
           <w:szCs w:val="20"/>
         </w:rPr>
-        <w:t xml:space="preserve">☐  I explained how the evidence proves my answer.</w:t>
-      </w:r>
-    </w:p>
-    <w:p>
-      <w:pPr>
-        <w:spacing w:after="80"/>
-      </w:pPr>
-      <w:r>
-        <w:rPr>
-          <w:sz w:val="20"/>
-          <w:szCs w:val="20"/>
-        </w:rPr>
-        <w:t xml:space="preserve">☐  I used at least two math words.</w:t>
-      </w:r>
-    </w:p>
-    <w:p>
-      <w:pPr>
-        <w:spacing w:after="80"/>
-      </w:pPr>
-      <w:r>
-        <w:rPr>
-          <w:sz w:val="20"/>
-          <w:szCs w:val="20"/>
-        </w:rPr>
-        <w:t xml:space="preserve">☐  I reread complete sentences and punctuation.</w:t>
+        <w:t xml:space="preserve">☐  The support level changed the language scaffolding, never the mathematical expectation.</w:t>
       </w:r>
     </w:p>
     <w:sectPr>
